--- a/templates/anaplirotes/parallili_tomeako/apofasi/diki.docx
+++ b/templates/anaplirotes/parallili_tomeako/apofasi/diki.docx
@@ -2353,7 +2353,9 @@
           <w:sz w:val="24"/>
           <w:szCs w:val="24"/>
         </w:rPr>
-        <w:t xml:space="preserve">        </w:t>
+        <w:t xml:space="preserve"/>
+        <w:br/>
+        <w:t xml:space="preserve"/>
       </w:r>
       <w:r>
         <w:rPr>
@@ -2384,7 +2386,9 @@
           <w:sz w:val="24"/>
           <w:szCs w:val="24"/>
         </w:rPr>
-        <w:t xml:space="preserve">         </w:t>
+        <w:t xml:space="preserve"/>
+        <w:br/>
+        <w:t xml:space="preserve"/>
       </w:r>
       <w:r>
         <w:rPr>
@@ -2392,7 +2396,7 @@
           <w:sz w:val="24"/>
           <w:szCs w:val="24"/>
         </w:rPr>
-        <w:t xml:space="preserve">8. Την από {{ imerominia_aitisis }} αίτηση του {{ onomateponymo }}, αναπληρωτή   κλάδου {{ klados }}-{{ klados_perigrafi }}</w:t>
+        <w:t xml:space="preserve">8. Την από {{ imerominia_aitisis }} αίτηση του {{ onomateponymo_gen }}, αναπληρωτή   κλάδου {{ klados }}-{{ klados_perigrafi }}</w:t>
       </w:r>
     </w:p>
     <w:p>
@@ -2463,7 +2467,7 @@
           <w:szCs w:val="24"/>
           <w:u w:val="none"/>
         </w:rPr>
-        <w:t xml:space="preserve">Χορηγούμε {{ ston_stin }} κ. {{ onomateponymo }}, {{ anaplirotis_ait }} εκπαιδευτικό ΕΣΠΑ, κλάδου {{ klados }}-{{ klados_perigrafi }}, άδεια απουσίας για συμμετοχή σε δίκη {{ imeres_olografos }} ({{ imeres_arithmitika }})  εργάσιμων ημερών  από {{ imerominia_apo }} έως  και {{ imerominia_eos }}</w:t>
+        <w:t xml:space="preserve">Χορηγούμε {{ ston_stin }} κ. {{ onomateponymo_ait }}, {{ anaplirotis_ait }} εκπαιδευτικό ΕΣΠΑ, κλάδου {{ klados }}-{{ klados_perigrafi }}, άδεια απουσίας για συμμετοχή σε δίκη {{ imeres_olografos }} ({{ imeres_arithmitika }})  εργάσιμων ημερών  από {{ imerominia_apo }} έως  και {{ imerominia_eos }}</w:t>
       </w:r>
       <w:r>
         <w:rPr>
